--- a/Shailendra_65642/KMeans_Customer_Segmentation_Shailendra_65642.docx
+++ b/Shailendra_65642/KMeans_Customer_Segmentation_Shailendra_65642.docx
@@ -373,7 +373,6 @@
               <w:t xml:space="preserve">import </w:t>
             </w:r>
             <w:proofErr w:type="spellStart"/>
-            <w:proofErr w:type="gramStart"/>
             <w:r>
               <w:rPr>
                 <w:rFonts w:ascii="Consolas" w:eastAsia="Consolas" w:hAnsi="Consolas" w:cs="Consolas"/>
@@ -385,7 +384,6 @@
               <w:t>matplotlib.pyplot</w:t>
             </w:r>
             <w:proofErr w:type="spellEnd"/>
-            <w:proofErr w:type="gramEnd"/>
             <w:r>
               <w:rPr>
                 <w:rFonts w:ascii="Consolas" w:eastAsia="Consolas" w:hAnsi="Consolas" w:cs="Consolas"/>
@@ -422,7 +420,6 @@
               <w:t xml:space="preserve">from </w:t>
             </w:r>
             <w:proofErr w:type="spellStart"/>
-            <w:proofErr w:type="gramStart"/>
             <w:r>
               <w:rPr>
                 <w:rFonts w:ascii="Consolas" w:eastAsia="Consolas" w:hAnsi="Consolas" w:cs="Consolas"/>
@@ -434,7 +431,6 @@
               <w:t>sklearn.preprocessing</w:t>
             </w:r>
             <w:proofErr w:type="spellEnd"/>
-            <w:proofErr w:type="gramEnd"/>
             <w:r>
               <w:rPr>
                 <w:rFonts w:ascii="Consolas" w:eastAsia="Consolas" w:hAnsi="Consolas" w:cs="Consolas"/>
@@ -471,7 +467,6 @@
               <w:t xml:space="preserve">from </w:t>
             </w:r>
             <w:proofErr w:type="spellStart"/>
-            <w:proofErr w:type="gramStart"/>
             <w:r>
               <w:rPr>
                 <w:rFonts w:ascii="Consolas" w:eastAsia="Consolas" w:hAnsi="Consolas" w:cs="Consolas"/>
@@ -483,7 +478,6 @@
               <w:t>sklearn.cluster</w:t>
             </w:r>
             <w:proofErr w:type="spellEnd"/>
-            <w:proofErr w:type="gramEnd"/>
             <w:r>
               <w:rPr>
                 <w:rFonts w:ascii="Consolas" w:eastAsia="Consolas" w:hAnsi="Consolas" w:cs="Consolas"/>
@@ -520,7 +514,6 @@
               <w:t xml:space="preserve">from </w:t>
             </w:r>
             <w:proofErr w:type="spellStart"/>
-            <w:proofErr w:type="gramStart"/>
             <w:r>
               <w:rPr>
                 <w:rFonts w:ascii="Consolas" w:eastAsia="Consolas" w:hAnsi="Consolas" w:cs="Consolas"/>
@@ -532,7 +525,6 @@
               <w:t>sklearn.metrics</w:t>
             </w:r>
             <w:proofErr w:type="spellEnd"/>
-            <w:proofErr w:type="gramEnd"/>
             <w:r>
               <w:rPr>
                 <w:rFonts w:ascii="Consolas" w:eastAsia="Consolas" w:hAnsi="Consolas" w:cs="Consolas"/>
@@ -875,35 +867,21 @@
         </w:tabs>
       </w:pPr>
       <w:r>
-        <w:t>Observations: _______________________________________________________________________</w:t>
-      </w:r>
-    </w:p>
-    <w:p>
-      <w:pPr>
-        <w:pStyle w:val="Body"/>
-        <w:tabs>
-          <w:tab w:val="left" w:pos="567"/>
-          <w:tab w:val="left" w:pos="1134"/>
-          <w:tab w:val="left" w:pos="1701"/>
-          <w:tab w:val="left" w:pos="2268"/>
-          <w:tab w:val="left" w:pos="2835"/>
-          <w:tab w:val="left" w:pos="3402"/>
-          <w:tab w:val="left" w:pos="3969"/>
-          <w:tab w:val="left" w:pos="4536"/>
-          <w:tab w:val="left" w:pos="5103"/>
-          <w:tab w:val="left" w:pos="5670"/>
-          <w:tab w:val="left" w:pos="6237"/>
-          <w:tab w:val="left" w:pos="6804"/>
-          <w:tab w:val="left" w:pos="7371"/>
-          <w:tab w:val="left" w:pos="7938"/>
-          <w:tab w:val="left" w:pos="8505"/>
-          <w:tab w:val="left" w:pos="9072"/>
-          <w:tab w:val="left" w:pos="9639"/>
-          <w:tab w:val="left" w:pos="10206"/>
-        </w:tabs>
-      </w:pPr>
-      <w:r>
-        <w:t>_____________________________________________________________________________________</w:t>
+        <w:t xml:space="preserve">Observations: </w:t>
+      </w:r>
+      <w:r>
+        <w:t>I observed 4-5 groups in the plot. And I used the “</w:t>
+      </w:r>
+      <w:proofErr w:type="spellStart"/>
+      <w:r>
+        <w:t>wcss</w:t>
+      </w:r>
+      <w:proofErr w:type="spellEnd"/>
+      <w:r>
+        <w:t xml:space="preserve"> X k” graph to get the value of k, in the graph I observed that after the value 5, the change in plotted line is not very stee</w:t>
+      </w:r>
+      <w:r>
+        <w:t>p.</w:t>
       </w:r>
     </w:p>
     <w:p>
@@ -994,35 +972,10 @@
         </w:tabs>
       </w:pPr>
       <w:r>
-        <w:t>Explanation: ________________________________________________________________________</w:t>
-      </w:r>
-    </w:p>
-    <w:p>
-      <w:pPr>
-        <w:pStyle w:val="Body"/>
-        <w:tabs>
-          <w:tab w:val="left" w:pos="567"/>
-          <w:tab w:val="left" w:pos="1134"/>
-          <w:tab w:val="left" w:pos="1701"/>
-          <w:tab w:val="left" w:pos="2268"/>
-          <w:tab w:val="left" w:pos="2835"/>
-          <w:tab w:val="left" w:pos="3402"/>
-          <w:tab w:val="left" w:pos="3969"/>
-          <w:tab w:val="left" w:pos="4536"/>
-          <w:tab w:val="left" w:pos="5103"/>
-          <w:tab w:val="left" w:pos="5670"/>
-          <w:tab w:val="left" w:pos="6237"/>
-          <w:tab w:val="left" w:pos="6804"/>
-          <w:tab w:val="left" w:pos="7371"/>
-          <w:tab w:val="left" w:pos="7938"/>
-          <w:tab w:val="left" w:pos="8505"/>
-          <w:tab w:val="left" w:pos="9072"/>
-          <w:tab w:val="left" w:pos="9639"/>
-          <w:tab w:val="left" w:pos="10206"/>
-        </w:tabs>
-      </w:pPr>
-      <w:r>
-        <w:t>_____________________________________________________________________________________</w:t>
+        <w:t xml:space="preserve">Explanation: </w:t>
+      </w:r>
+      <w:r>
+        <w:t>Standardization is applied to put features on equal scale, i.e., with a 0 mean and a variance of 1.</w:t>
       </w:r>
     </w:p>
     <w:p>
@@ -1120,35 +1073,16 @@
         </w:tabs>
       </w:pPr>
       <w:r>
-        <w:t>My suggested elbow value is k = ________ because ______________________________________________</w:t>
-      </w:r>
-    </w:p>
-    <w:p>
-      <w:pPr>
-        <w:pStyle w:val="Body"/>
-        <w:tabs>
-          <w:tab w:val="left" w:pos="567"/>
-          <w:tab w:val="left" w:pos="1134"/>
-          <w:tab w:val="left" w:pos="1701"/>
-          <w:tab w:val="left" w:pos="2268"/>
-          <w:tab w:val="left" w:pos="2835"/>
-          <w:tab w:val="left" w:pos="3402"/>
-          <w:tab w:val="left" w:pos="3969"/>
-          <w:tab w:val="left" w:pos="4536"/>
-          <w:tab w:val="left" w:pos="5103"/>
-          <w:tab w:val="left" w:pos="5670"/>
-          <w:tab w:val="left" w:pos="6237"/>
-          <w:tab w:val="left" w:pos="6804"/>
-          <w:tab w:val="left" w:pos="7371"/>
-          <w:tab w:val="left" w:pos="7938"/>
-          <w:tab w:val="left" w:pos="8505"/>
-          <w:tab w:val="left" w:pos="9072"/>
-          <w:tab w:val="left" w:pos="9639"/>
-          <w:tab w:val="left" w:pos="10206"/>
-        </w:tabs>
-      </w:pPr>
-      <w:r>
-        <w:t>_____________________________________________________________________________________</w:t>
+        <w:t xml:space="preserve">My suggested elbow value is k = </w:t>
+      </w:r>
+      <w:r>
+        <w:t>5</w:t>
+      </w:r>
+      <w:r>
+        <w:t xml:space="preserve"> because </w:t>
+      </w:r>
+      <w:r>
+        <w:t>the reduction in slope from k==1 to 5 is very steep and after that it does not fall that much.</w:t>
       </w:r>
     </w:p>
     <w:p>
@@ -1266,7 +1200,16 @@
         </w:tabs>
       </w:pPr>
       <w:r>
-        <w:t>How many clusters did you fit? ________   Do the plotted groups look reasonably separated? __________________</w:t>
+        <w:t>How many clusters did you fit?</w:t>
+      </w:r>
+      <w:r>
+        <w:t xml:space="preserve"> 5</w:t>
+      </w:r>
+      <w:r>
+        <w:t xml:space="preserve">  Do the plotted groups look reasonably separated? </w:t>
+      </w:r>
+      <w:r>
+        <w:t>Yes</w:t>
       </w:r>
     </w:p>
     <w:p>
@@ -1294,35 +1237,10 @@
         </w:tabs>
       </w:pPr>
       <w:r>
-        <w:t>What does a centroid represent in this plot? ______________________________________________</w:t>
-      </w:r>
-    </w:p>
-    <w:p>
-      <w:pPr>
-        <w:pStyle w:val="Body"/>
-        <w:tabs>
-          <w:tab w:val="left" w:pos="567"/>
-          <w:tab w:val="left" w:pos="1134"/>
-          <w:tab w:val="left" w:pos="1701"/>
-          <w:tab w:val="left" w:pos="2268"/>
-          <w:tab w:val="left" w:pos="2835"/>
-          <w:tab w:val="left" w:pos="3402"/>
-          <w:tab w:val="left" w:pos="3969"/>
-          <w:tab w:val="left" w:pos="4536"/>
-          <w:tab w:val="left" w:pos="5103"/>
-          <w:tab w:val="left" w:pos="5670"/>
-          <w:tab w:val="left" w:pos="6237"/>
-          <w:tab w:val="left" w:pos="6804"/>
-          <w:tab w:val="left" w:pos="7371"/>
-          <w:tab w:val="left" w:pos="7938"/>
-          <w:tab w:val="left" w:pos="8505"/>
-          <w:tab w:val="left" w:pos="9072"/>
-          <w:tab w:val="left" w:pos="9639"/>
-          <w:tab w:val="left" w:pos="10206"/>
-        </w:tabs>
-      </w:pPr>
-      <w:r>
-        <w:t>_____________________________________________________________________________________</w:t>
+        <w:t>What does a centroid represent in this plot</w:t>
+      </w:r>
+      <w:r>
+        <w:t>? It represents the mean annual income and spending score of all the customers belonging to that cluster.</w:t>
       </w:r>
     </w:p>
     <w:p>
@@ -1581,7 +1499,11 @@
             </w:tcMar>
             <w:vAlign w:val="center"/>
           </w:tcPr>
-          <w:p/>
+          <w:p>
+            <w:r>
+              <w:t>1</w:t>
+            </w:r>
+          </w:p>
         </w:tc>
         <w:tc>
           <w:tcPr>
@@ -1600,7 +1522,11 @@
             </w:tcMar>
             <w:vAlign w:val="center"/>
           </w:tcPr>
-          <w:p/>
+          <w:p>
+            <w:r>
+              <w:t>81</w:t>
+            </w:r>
+          </w:p>
         </w:tc>
         <w:tc>
           <w:tcPr>
@@ -1619,7 +1545,16 @@
             </w:tcMar>
             <w:vAlign w:val="center"/>
           </w:tcPr>
-          <w:p/>
+          <w:p>
+            <w:r>
+              <w:t>Moderate Income</w:t>
+            </w:r>
+          </w:p>
+          <w:p>
+            <w:r>
+              <w:t>Moderate Spending</w:t>
+            </w:r>
+          </w:p>
         </w:tc>
         <w:tc>
           <w:tcPr>
@@ -1638,7 +1573,11 @@
             </w:tcMar>
             <w:vAlign w:val="center"/>
           </w:tcPr>
-          <w:p/>
+          <w:p>
+            <w:r>
+              <w:t>Keep them engaged through promotions, email campaigns, and store discounts.</w:t>
+            </w:r>
+          </w:p>
         </w:tc>
       </w:tr>
       <w:tr>
@@ -1663,7 +1602,11 @@
             </w:tcMar>
             <w:vAlign w:val="center"/>
           </w:tcPr>
-          <w:p/>
+          <w:p>
+            <w:r>
+              <w:t>2</w:t>
+            </w:r>
+          </w:p>
         </w:tc>
         <w:tc>
           <w:tcPr>
@@ -1682,7 +1625,11 @@
             </w:tcMar>
             <w:vAlign w:val="center"/>
           </w:tcPr>
-          <w:p/>
+          <w:p>
+            <w:r>
+              <w:t>39</w:t>
+            </w:r>
+          </w:p>
         </w:tc>
         <w:tc>
           <w:tcPr>
@@ -1701,7 +1648,16 @@
             </w:tcMar>
             <w:vAlign w:val="center"/>
           </w:tcPr>
-          <w:p/>
+          <w:p>
+            <w:r>
+              <w:t>High Income</w:t>
+            </w:r>
+          </w:p>
+          <w:p>
+            <w:r>
+              <w:t>High Spending</w:t>
+            </w:r>
+          </w:p>
         </w:tc>
         <w:tc>
           <w:tcPr>
@@ -1720,7 +1676,11 @@
             </w:tcMar>
             <w:vAlign w:val="center"/>
           </w:tcPr>
-          <w:p/>
+          <w:p>
+            <w:r>
+              <w:t>Offer exclusive luxury products, VIP events, and loyalty perks.</w:t>
+            </w:r>
+          </w:p>
         </w:tc>
       </w:tr>
       <w:tr>
@@ -1745,7 +1705,11 @@
             </w:tcMar>
             <w:vAlign w:val="center"/>
           </w:tcPr>
-          <w:p/>
+          <w:p>
+            <w:r>
+              <w:t>3</w:t>
+            </w:r>
+          </w:p>
         </w:tc>
         <w:tc>
           <w:tcPr>
@@ -1764,7 +1728,11 @@
             </w:tcMar>
             <w:vAlign w:val="center"/>
           </w:tcPr>
-          <w:p/>
+          <w:p>
+            <w:r>
+              <w:t>22</w:t>
+            </w:r>
+          </w:p>
         </w:tc>
         <w:tc>
           <w:tcPr>
@@ -1783,7 +1751,16 @@
             </w:tcMar>
             <w:vAlign w:val="center"/>
           </w:tcPr>
-          <w:p/>
+          <w:p>
+            <w:r>
+              <w:t>Low Income</w:t>
+            </w:r>
+          </w:p>
+          <w:p>
+            <w:r>
+              <w:t>High Spending</w:t>
+            </w:r>
+          </w:p>
         </w:tc>
         <w:tc>
           <w:tcPr>
@@ -1802,7 +1779,11 @@
             </w:tcMar>
             <w:vAlign w:val="center"/>
           </w:tcPr>
-          <w:p/>
+          <w:p>
+            <w:r>
+              <w:t>Target with discount alerts, installment options, and budget-friendly products.</w:t>
+            </w:r>
+          </w:p>
         </w:tc>
       </w:tr>
       <w:tr>
@@ -1827,7 +1808,11 @@
             </w:tcMar>
             <w:vAlign w:val="center"/>
           </w:tcPr>
-          <w:p/>
+          <w:p>
+            <w:r>
+              <w:t>4</w:t>
+            </w:r>
+          </w:p>
         </w:tc>
         <w:tc>
           <w:tcPr>
@@ -1846,7 +1831,11 @@
             </w:tcMar>
             <w:vAlign w:val="center"/>
           </w:tcPr>
-          <w:p/>
+          <w:p>
+            <w:r>
+              <w:t>35</w:t>
+            </w:r>
+          </w:p>
         </w:tc>
         <w:tc>
           <w:tcPr>
@@ -1865,7 +1854,16 @@
             </w:tcMar>
             <w:vAlign w:val="center"/>
           </w:tcPr>
-          <w:p/>
+          <w:p>
+            <w:r>
+              <w:t>High Income</w:t>
+            </w:r>
+          </w:p>
+          <w:p>
+            <w:r>
+              <w:t>Low Spending</w:t>
+            </w:r>
+          </w:p>
         </w:tc>
         <w:tc>
           <w:tcPr>
@@ -1884,7 +1882,11 @@
             </w:tcMar>
             <w:vAlign w:val="center"/>
           </w:tcPr>
-          <w:p/>
+          <w:p>
+            <w:r>
+              <w:t>Send targeted premium promotions and value-add campaigns to incentivize spending</w:t>
+            </w:r>
+          </w:p>
         </w:tc>
       </w:tr>
       <w:tr>
@@ -1909,7 +1911,11 @@
             </w:tcMar>
             <w:vAlign w:val="center"/>
           </w:tcPr>
-          <w:p/>
+          <w:p>
+            <w:r>
+              <w:t>5</w:t>
+            </w:r>
+          </w:p>
         </w:tc>
         <w:tc>
           <w:tcPr>
@@ -1928,7 +1934,11 @@
             </w:tcMar>
             <w:vAlign w:val="center"/>
           </w:tcPr>
-          <w:p/>
+          <w:p>
+            <w:r>
+              <w:t>23</w:t>
+            </w:r>
+          </w:p>
         </w:tc>
         <w:tc>
           <w:tcPr>
@@ -1947,7 +1957,16 @@
             </w:tcMar>
             <w:vAlign w:val="center"/>
           </w:tcPr>
-          <w:p/>
+          <w:p>
+            <w:r>
+              <w:t xml:space="preserve">Low Income </w:t>
+            </w:r>
+          </w:p>
+          <w:p>
+            <w:r>
+              <w:t>Low Spending</w:t>
+            </w:r>
+          </w:p>
         </w:tc>
         <w:tc>
           <w:tcPr>
@@ -1966,7 +1985,14 @@
             </w:tcMar>
             <w:vAlign w:val="center"/>
           </w:tcPr>
-          <w:p/>
+          <w:p>
+            <w:r>
+              <w:t>Avoid high ad spending; use low-cost, essential item discounts</w:t>
+            </w:r>
+            <w:r>
+              <w:t>.</w:t>
+            </w:r>
+          </w:p>
         </w:tc>
       </w:tr>
     </w:tbl>
@@ -2057,6 +2083,7 @@
         <w:rPr>
           <w:color w:val="000000"/>
         </w:rPr>
+        <w:lastRenderedPageBreak/>
         <w:t>Final reflection</w:t>
       </w:r>
     </w:p>
@@ -2115,7 +2142,7 @@
         <w:spacing w:line="240" w:lineRule="auto"/>
       </w:pPr>
       <w:r>
-        <w:t>_____________________________________________________________________________________</w:t>
+        <w:t>Using only these features, we are neglecting many crucial behaviors like visiting customer age, visit frequency, product category purchased, etc.</w:t>
       </w:r>
     </w:p>
     <w:p>
@@ -2173,7 +2200,7 @@
         <w:spacing w:line="240" w:lineRule="auto"/>
       </w:pPr>
       <w:r>
-        <w:t>_____________________________________________________________________________________</w:t>
+        <w:t>No. The higher value of k does not ensure useful segmentation as it leads to overfitting and created fragmented, overly small micro-segments that are not practical and too vague to prepare separate marketing campaigns.</w:t>
       </w:r>
     </w:p>
     <w:p>
@@ -2204,35 +2231,6 @@
       <w:r>
         <w:t>3. State one marketing recommendation and identify the cluster statistics that support it.</w:t>
       </w:r>
-    </w:p>
-    <w:p>
-      <w:pPr>
-        <w:pStyle w:val="Body"/>
-        <w:pBdr>
-          <w:bottom w:val="single" w:sz="12" w:space="1" w:color="auto"/>
-        </w:pBdr>
-        <w:tabs>
-          <w:tab w:val="left" w:pos="567"/>
-          <w:tab w:val="left" w:pos="1134"/>
-          <w:tab w:val="left" w:pos="1701"/>
-          <w:tab w:val="left" w:pos="2268"/>
-          <w:tab w:val="left" w:pos="2835"/>
-          <w:tab w:val="left" w:pos="3402"/>
-          <w:tab w:val="left" w:pos="3969"/>
-          <w:tab w:val="left" w:pos="4536"/>
-          <w:tab w:val="left" w:pos="5103"/>
-          <w:tab w:val="left" w:pos="5670"/>
-          <w:tab w:val="left" w:pos="6237"/>
-          <w:tab w:val="left" w:pos="6804"/>
-          <w:tab w:val="left" w:pos="7371"/>
-          <w:tab w:val="left" w:pos="7938"/>
-          <w:tab w:val="left" w:pos="8505"/>
-          <w:tab w:val="left" w:pos="9072"/>
-          <w:tab w:val="left" w:pos="9639"/>
-          <w:tab w:val="left" w:pos="10206"/>
-        </w:tabs>
-        <w:spacing w:line="240" w:lineRule="auto"/>
-      </w:pPr>
     </w:p>
     <w:p>
       <w:pPr>
@@ -2262,67 +2260,12 @@
         </w:tabs>
         <w:spacing w:line="240" w:lineRule="auto"/>
       </w:pPr>
-    </w:p>
-    <w:p>
-      <w:pPr>
-        <w:pStyle w:val="Body"/>
-        <w:pBdr>
-          <w:top w:val="none" w:sz="0" w:space="0" w:color="auto"/>
-        </w:pBdr>
-        <w:tabs>
-          <w:tab w:val="left" w:pos="567"/>
-          <w:tab w:val="left" w:pos="1134"/>
-          <w:tab w:val="left" w:pos="1701"/>
-          <w:tab w:val="left" w:pos="2268"/>
-          <w:tab w:val="left" w:pos="2835"/>
-          <w:tab w:val="left" w:pos="3402"/>
-          <w:tab w:val="left" w:pos="3969"/>
-          <w:tab w:val="left" w:pos="4536"/>
-          <w:tab w:val="left" w:pos="5103"/>
-          <w:tab w:val="left" w:pos="5670"/>
-          <w:tab w:val="left" w:pos="6237"/>
-          <w:tab w:val="left" w:pos="6804"/>
-          <w:tab w:val="left" w:pos="7371"/>
-          <w:tab w:val="left" w:pos="7938"/>
-          <w:tab w:val="left" w:pos="8505"/>
-          <w:tab w:val="left" w:pos="9072"/>
-          <w:tab w:val="left" w:pos="9639"/>
-          <w:tab w:val="left" w:pos="10206"/>
-        </w:tabs>
-        <w:spacing w:line="240" w:lineRule="auto"/>
-      </w:pPr>
-    </w:p>
-    <w:p>
-      <w:pPr>
-        <w:pStyle w:val="Body"/>
-        <w:pBdr>
-          <w:top w:val="none" w:sz="0" w:space="0" w:color="auto"/>
-        </w:pBdr>
-        <w:tabs>
-          <w:tab w:val="left" w:pos="567"/>
-          <w:tab w:val="left" w:pos="1134"/>
-          <w:tab w:val="left" w:pos="1701"/>
-          <w:tab w:val="left" w:pos="2268"/>
-          <w:tab w:val="left" w:pos="2835"/>
-          <w:tab w:val="left" w:pos="3402"/>
-          <w:tab w:val="left" w:pos="3969"/>
-          <w:tab w:val="left" w:pos="4536"/>
-          <w:tab w:val="left" w:pos="5103"/>
-          <w:tab w:val="left" w:pos="5670"/>
-          <w:tab w:val="left" w:pos="6237"/>
-          <w:tab w:val="left" w:pos="6804"/>
-          <w:tab w:val="left" w:pos="7371"/>
-          <w:tab w:val="left" w:pos="7938"/>
-          <w:tab w:val="left" w:pos="8505"/>
-          <w:tab w:val="left" w:pos="9072"/>
-          <w:tab w:val="left" w:pos="9639"/>
-          <w:tab w:val="left" w:pos="10206"/>
-        </w:tabs>
-        <w:spacing w:line="240" w:lineRule="auto"/>
-      </w:pPr>
-      <w:r>
-        <w:lastRenderedPageBreak/>
-        <w:t>Testing</w:t>
+      <w:r>
+        <w:t>We can launch the membership options for loyal customers providing them VIP services.</w:t>
+      </w:r>
+      <w:r>
+        <w:br/>
+        <w:t>The second clusters with 39 customers show that their income and spending are high, making them high-value clients, and retaining them would be the best course of action.</w:t>
       </w:r>
     </w:p>
     <w:sectPr>
@@ -3299,7 +3242,6 @@
   <w:style w:type="character" w:default="1" w:styleId="DefaultParagraphFont">
     <w:name w:val="Default Paragraph Font"/>
     <w:uiPriority w:val="1"/>
-    <w:semiHidden/>
     <w:unhideWhenUsed/>
   </w:style>
   <w:style w:type="table" w:default="1" w:styleId="TableNormal">
